--- a/09_manuscript/supplementary/Supplementary_Material.docx
+++ b/09_manuscript/supplementary/Supplementary_Material.docx
@@ -90,7 +90,7 @@
           <w:b w:val="0"/>
           <w:sz w:val="18"/>
         </w:rPr>
-        <w:t>Compiled 2026-10-02 (analysis change log v47). The analysis code and result tables are archived at https://doi.org/10.5281/zenodo.23065792 (concept DOI, resolves to the latest release); large raw files at https://doi.org/10.5281/zenodo.23087108.</w:t>
+        <w:t>Compiled 2026-10-02. The analysis code and result tables are archived at https://doi.org/10.5281/zenodo.23065792 (concept DOI, resolves to the latest release); large raw files at https://doi.org/10.5281/zenodo.23087108.</w:t>
       </w:r>
     </w:p>
     <w:p>
@@ -328,7 +328,7 @@
         <w:pStyle w:val="Heading2"/>
       </w:pPr>
       <w:r>
-        <w:t>SM.7  GEO transcriptome re-analysis (v41 canonical pipeline)</w:t>
+        <w:t>SM.7  GEO transcriptome re-analysis</w:t>
       </w:r>
     </w:p>
     <w:p>
@@ -875,7 +875,7 @@
         <w:pStyle w:val="ListBullet"/>
       </w:pPr>
       <w:r>
-        <w:t>Change log: version-by-version record v1–v47 (CHANGELOG.csv in the repository; public copy of the data-management table in 00_protocol/).</w:t>
+        <w:t>Change log: version-by-version record (CHANGELOG.csv in the repository; public copy of the data-management table in 00_protocol/).</w:t>
       </w:r>
     </w:p>
     <w:p>
@@ -3254,7 +3254,7 @@
         <w:t xml:space="preserve">Table S9. GEO re-analysis (sheets S9a_GEO_samples, S9b_GSE121297_DEG, S9c_GSE248215_DEG, S9d_GEO_watchlist). </w:t>
       </w:r>
       <w:r>
-        <w:t>S9a: sample tables and contrast design (GSM IDs, titles, platforms, groups used). S9b/S9c: full per-gene Welch + BH tables (22,453 and 760 genes; v41 canonical fixed-probe pipeline). S9d: the 35-molecule a priori watchlist across both datasets (log2FC, P, significance flags; ALB and COL4A1 not measured by either platform). Cited in Results §3.8, Figs. 9–10, Table 6.</w:t>
+        <w:t>S9a: sample tables and contrast design (GSM IDs, titles, platforms, groups used). S9b/S9c: full per-gene Welch + BH tables (22,453 and 760 genes; fixed-probe pipeline). S9d: the 35-molecule a priori watchlist across both datasets (log2FC, P, significance flags; ALB and COL4A1 not measured by either platform). Cited in Results §3.8, Figs. 9–10, Table 6.</w:t>
       </w:r>
     </w:p>
     <w:p>
@@ -3289,7 +3289,7 @@
         <w:pStyle w:val="ListBullet"/>
       </w:pPr>
       <w:r>
-        <w:t>Code + result tables: GitHub repository and Zenodo software archive (concept DOI 10.5281/zenodo.23065792, resolving to the latest release), including the change log (v1–v47) and the public data-management table.</w:t>
+        <w:t>Code + result tables: GitHub repository and Zenodo software archive (concept DOI 10.5281/zenodo.23065792, resolving to the latest release), including the change log and the public data-management table.</w:t>
       </w:r>
     </w:p>
     <w:p>
